--- a/public/uploads/docx/exam_23.docx
+++ b/public/uploads/docx/exam_23.docx
@@ -29,8 +29,7 @@
       <w:pPr/>
       <w:r>
         <w:rPr/>
-        <w:t xml:space="preserve">Exercice 1 
-Donner la définition d’un système d’exploitation.
+        <w:t xml:space="preserve">Donner la définition d’un système d’exploitation.
 Expliquer la différence entre un processus et un thread.
 Donner deux exemples de systèmes d’exploitation.</w:t>
       </w:r>
